--- a/Project Report/Garima_Internship_Report_LohiaCorp_v2 (4).docx
+++ b/Project Report/Garima_Internship_Report_LohiaCorp_v2 (4).docx
@@ -309,7 +309,7 @@
           <w:sz w:val="32"/>
           <w:szCs w:val="32"/>
         </w:rPr>
-        <w:t>3</w:t>
+        <w:t>4</w:t>
       </w:r>
     </w:p>
     <w:p>
@@ -342,7 +342,7 @@
           <w:sz w:val="32"/>
           <w:szCs w:val="32"/>
         </w:rPr>
-        <w:t>3</w:t>
+        <w:t>5</w:t>
       </w:r>
     </w:p>
     <w:p>
@@ -375,7 +375,7 @@
           <w:sz w:val="32"/>
           <w:szCs w:val="32"/>
         </w:rPr>
-        <w:t>5</w:t>
+        <w:t>10</w:t>
       </w:r>
     </w:p>
     <w:p>
@@ -408,7 +408,7 @@
           <w:sz w:val="32"/>
           <w:szCs w:val="32"/>
         </w:rPr>
-        <w:t>7</w:t>
+        <w:t>15</w:t>
       </w:r>
     </w:p>
     <w:p>
@@ -441,7 +441,7 @@
           <w:sz w:val="32"/>
           <w:szCs w:val="32"/>
         </w:rPr>
-        <w:t>8</w:t>
+        <w:t>19</w:t>
       </w:r>
     </w:p>
     <w:p>
@@ -474,7 +474,7 @@
           <w:sz w:val="32"/>
           <w:szCs w:val="32"/>
         </w:rPr>
-        <w:t>10</w:t>
+        <w:t>25</w:t>
       </w:r>
     </w:p>
     <w:p>
@@ -507,7 +507,7 @@
           <w:sz w:val="32"/>
           <w:szCs w:val="32"/>
         </w:rPr>
-        <w:t>11</w:t>
+        <w:t>28</w:t>
       </w:r>
     </w:p>
     <w:p>
@@ -540,7 +540,7 @@
           <w:sz w:val="32"/>
           <w:szCs w:val="32"/>
         </w:rPr>
-        <w:t>11</w:t>
+        <w:t>29</w:t>
       </w:r>
     </w:p>
     <w:p>
@@ -573,7 +573,7 @@
           <w:sz w:val="32"/>
           <w:szCs w:val="32"/>
         </w:rPr>
-        <w:t>12</w:t>
+        <w:t>30</w:t>
       </w:r>
     </w:p>
     <w:p>
@@ -606,7 +606,7 @@
           <w:sz w:val="32"/>
           <w:szCs w:val="32"/>
         </w:rPr>
-        <w:t>12</w:t>
+        <w:t>31</w:t>
       </w:r>
     </w:p>
     <w:p>
@@ -639,7 +639,7 @@
           <w:sz w:val="32"/>
           <w:szCs w:val="32"/>
         </w:rPr>
-        <w:t>12</w:t>
+        <w:t>32</w:t>
       </w:r>
     </w:p>
     <w:p>
@@ -672,7 +672,14 @@
           <w:sz w:val="32"/>
           <w:szCs w:val="32"/>
         </w:rPr>
-        <w:t>13</w:t>
+        <w:t>3</w:t>
+      </w:r>
+      <w:r>
+        <w:rPr>
+          <w:sz w:val="32"/>
+          <w:szCs w:val="32"/>
+        </w:rPr>
+        <w:t>3</w:t>
       </w:r>
     </w:p>
     <w:p>
@@ -919,23 +926,7 @@
           <w:sz w:val="32"/>
           <w:szCs w:val="32"/>
         </w:rPr>
-        <w:t xml:space="preserve">This report is submitted by Garima, a final-year </w:t>
-      </w:r>
-      <w:proofErr w:type="spellStart"/>
-      <w:r>
-        <w:rPr>
-          <w:sz w:val="32"/>
-          <w:szCs w:val="32"/>
-        </w:rPr>
-        <w:t>B.Tech</w:t>
-      </w:r>
-      <w:proofErr w:type="spellEnd"/>
-      <w:r>
-        <w:rPr>
-          <w:sz w:val="32"/>
-          <w:szCs w:val="32"/>
-        </w:rPr>
-        <w:t xml:space="preserve"> Computer Science &amp; Engineering student at Dr. Ambedkar Institute of Technology for Handicapped, UP, affiliated to AKTU, for a summer internship completed at Lohia Corp Limited, Kanpur.</w:t>
+        <w:t>This report is submitted by Garima, a final-year B.Tech Computer Science &amp; Engineering student at Dr. Ambedkar Institute of Technology for Handicapped, UP, affiliated to AKTU, for a summer internship completed at Lohia Corp Limited, Kanpur.</w:t>
       </w:r>
     </w:p>
     <w:p>
@@ -1096,23 +1087,7 @@
           <w:sz w:val="32"/>
           <w:szCs w:val="32"/>
         </w:rPr>
-        <w:t xml:space="preserve">Lohia Corp Limited is the flagship company of the Lohia Group and a Kanpur-based global supplier of machinery for the plastic woven fabric industry — covering circular looms, tape extrusion, tape winding, lamination, printing, multifilament spinning, and recycling equipment used to manufacture flexible packaging such as woven sacks, FIBC/jumbo bags, tarpaulins, geo-textiles, and </w:t>
-      </w:r>
-      <w:proofErr w:type="spellStart"/>
-      <w:r>
-        <w:rPr>
-          <w:sz w:val="32"/>
-          <w:szCs w:val="32"/>
-        </w:rPr>
-        <w:t>agro</w:t>
-      </w:r>
-      <w:proofErr w:type="spellEnd"/>
-      <w:r>
-        <w:rPr>
-          <w:sz w:val="32"/>
-          <w:szCs w:val="32"/>
-        </w:rPr>
-        <w:t>-textiles. The company positions itself as a full-solutions provider, supplying not just individual machines but complete production lines that take raw polypropylene or polyethylene resin through extrusion, weaving, printing, and finishing to produce a finished woven fabric product.</w:t>
+        <w:t>Lohia Corp Limited is the flagship company of the Lohia Group and a Kanpur-based global supplier of machinery for the plastic woven fabric industry — covering circular looms, tape extrusion, tape winding, lamination, printing, multifilament spinning, and recycling equipment used to manufacture flexible packaging such as woven sacks, FIBC/jumbo bags, tarpaulins, geo-textiles, and agro-textiles. The company positions itself as a full-solutions provider, supplying not just individual machines but complete production lines that take raw polypropylene or polyethylene resin through extrusion, weaving, printing, and finishing to produce a finished woven fabric product.</w:t>
       </w:r>
     </w:p>
     <w:p>
@@ -1128,23 +1103,7 @@
           <w:sz w:val="32"/>
           <w:szCs w:val="32"/>
         </w:rPr>
-        <w:t xml:space="preserve">Within this internship, I engaged primarily with the Manufacturing and quality functions that generate the production and machine-performance data this dashboard </w:t>
-      </w:r>
-      <w:proofErr w:type="spellStart"/>
-      <w:r>
-        <w:rPr>
-          <w:sz w:val="32"/>
-          <w:szCs w:val="32"/>
-        </w:rPr>
-        <w:t>analyzes</w:t>
-      </w:r>
-      <w:proofErr w:type="spellEnd"/>
-      <w:r>
-        <w:rPr>
-          <w:sz w:val="32"/>
-          <w:szCs w:val="32"/>
-        </w:rPr>
-        <w:t>, giving me a working view of how a heavy-machinery manufacturer tracks its own shop-floor performance.</w:t>
+        <w:t>Within this internship, I engaged primarily with the Manufacturing and quality functions that generate the production and machine-performance data this dashboard analyzes, giving me a working view of how a heavy-machinery manufacturer tracks its own shop-floor performance.</w:t>
       </w:r>
     </w:p>
     <w:p>
@@ -1180,71 +1139,7 @@
           <w:sz w:val="32"/>
           <w:szCs w:val="32"/>
         </w:rPr>
-        <w:t xml:space="preserve">The company was originally incorporated in 1981 as Lohia </w:t>
-      </w:r>
-      <w:proofErr w:type="spellStart"/>
-      <w:r>
-        <w:rPr>
-          <w:sz w:val="32"/>
-          <w:szCs w:val="32"/>
-        </w:rPr>
-        <w:t>Starlinger</w:t>
-      </w:r>
-      <w:proofErr w:type="spellEnd"/>
-      <w:r>
-        <w:rPr>
-          <w:sz w:val="32"/>
-          <w:szCs w:val="32"/>
-        </w:rPr>
-        <w:t xml:space="preserve"> Limited, a joint venture between the Lohia family and </w:t>
-      </w:r>
-      <w:proofErr w:type="spellStart"/>
-      <w:r>
-        <w:rPr>
-          <w:sz w:val="32"/>
-          <w:szCs w:val="32"/>
-        </w:rPr>
-        <w:t>Starlinger</w:t>
-      </w:r>
-      <w:proofErr w:type="spellEnd"/>
-      <w:r>
-        <w:rPr>
-          <w:sz w:val="32"/>
-          <w:szCs w:val="32"/>
-        </w:rPr>
-        <w:t xml:space="preserve"> &amp; Co. GmbH of Austria, set up to manufacture circular looms. Over the following decades it built in-house R&amp;D and manufacturing capability, including a technology partnership with </w:t>
-      </w:r>
-      <w:proofErr w:type="spellStart"/>
-      <w:r>
-        <w:rPr>
-          <w:sz w:val="32"/>
-          <w:szCs w:val="32"/>
-        </w:rPr>
-        <w:t>Windmöller</w:t>
-      </w:r>
-      <w:proofErr w:type="spellEnd"/>
-      <w:r>
-        <w:rPr>
-          <w:sz w:val="32"/>
-          <w:szCs w:val="32"/>
-        </w:rPr>
-        <w:t xml:space="preserve"> &amp; Hölscher that strengthened its technical base. In March 2013, following </w:t>
-      </w:r>
-      <w:proofErr w:type="spellStart"/>
-      <w:r>
-        <w:rPr>
-          <w:sz w:val="32"/>
-          <w:szCs w:val="32"/>
-        </w:rPr>
-        <w:t>Starlinger's</w:t>
-      </w:r>
-      <w:proofErr w:type="spellEnd"/>
-      <w:r>
-        <w:rPr>
-          <w:sz w:val="32"/>
-          <w:szCs w:val="32"/>
-        </w:rPr>
-        <w:t xml:space="preserve"> exit as a shareholder, the company was renamed Lohia Corp Limited, marking its transition to full independence and a distinct corporate identity in the global machinery market.</w:t>
+        <w:t>The company was originally incorporated in 1981 as Lohia Starlinger Limited, a joint venture between the Lohia family and Starlinger &amp; Co. GmbH of Austria, set up to manufacture circular looms. Over the following decades it built in-house R&amp;D and manufacturing capability, including a technology partnership with Windmöller &amp; Hölscher that strengthened its technical base. In March 2013, following Starlinger's exit as a shareholder, the company was renamed Lohia Corp Limited, marking its transition to full independence and a distinct corporate identity in the global machinery market.</w:t>
       </w:r>
     </w:p>
     <w:p>
@@ -1320,23 +1215,7 @@
           <w:sz w:val="32"/>
           <w:szCs w:val="32"/>
         </w:rPr>
-        <w:t xml:space="preserve">Lohia Corp has supplied machinery to customers in over 90 countries, with its equipment used to produce packaging for cement, fertilizer, and food grains, along with FIBC/jumbo bags and ventilated bags. Its global footprint is supported by subsidiaries and associates in the USA, Brazil, Thailand, Indonesia, the Philippines, and the UAE, in addition to sales agents across major woven-sack-producing markets. This geographic spread means that machine performance and quality data — of the kind this dashboard </w:t>
-      </w:r>
-      <w:proofErr w:type="spellStart"/>
-      <w:r>
-        <w:rPr>
-          <w:sz w:val="32"/>
-          <w:szCs w:val="32"/>
-        </w:rPr>
-        <w:t>analyzes</w:t>
-      </w:r>
-      <w:proofErr w:type="spellEnd"/>
-      <w:r>
-        <w:rPr>
-          <w:sz w:val="32"/>
-          <w:szCs w:val="32"/>
-        </w:rPr>
-        <w:t xml:space="preserve"> — is not just a domestic operations concern but a factor in the company's export reliability and reputation across very different markets and climates.</w:t>
+        <w:t>Lohia Corp has supplied machinery to customers in over 90 countries, with its equipment used to produce packaging for cement, fertilizer, and food grains, along with FIBC/jumbo bags and ventilated bags. Its global footprint is supported by subsidiaries and associates in the USA, Brazil, Thailand, Indonesia, the Philippines, and the UAE, in addition to sales agents across major woven-sack-producing markets. This geographic spread means that machine performance and quality data — of the kind this dashboard analyzes — is not just a domestic operations concern but a factor in the company's export reliability and reputation across very different markets and climates.</w:t>
       </w:r>
     </w:p>
     <w:p>
@@ -1352,55 +1231,7 @@
           <w:sz w:val="32"/>
           <w:szCs w:val="32"/>
         </w:rPr>
-        <w:t xml:space="preserve">The company has also grown through acquisition and partnership: it acquired </w:t>
-      </w:r>
-      <w:proofErr w:type="spellStart"/>
-      <w:r>
-        <w:rPr>
-          <w:sz w:val="32"/>
-          <w:szCs w:val="32"/>
-        </w:rPr>
-        <w:t>Leesona</w:t>
-      </w:r>
-      <w:proofErr w:type="spellEnd"/>
-      <w:r>
-        <w:rPr>
-          <w:sz w:val="32"/>
-          <w:szCs w:val="32"/>
-        </w:rPr>
-        <w:t xml:space="preserve">, a US-based precision winding equipment maker with over 130 years of history, in 2019, and J.J. Jenkins Inc., a synthetic fibre and monofilament machinery manufacturer, through </w:t>
-      </w:r>
-      <w:proofErr w:type="spellStart"/>
-      <w:r>
-        <w:rPr>
-          <w:sz w:val="32"/>
-          <w:szCs w:val="32"/>
-        </w:rPr>
-        <w:t>Leesona</w:t>
-      </w:r>
-      <w:proofErr w:type="spellEnd"/>
-      <w:r>
-        <w:rPr>
-          <w:sz w:val="32"/>
-          <w:szCs w:val="32"/>
-        </w:rPr>
-        <w:t xml:space="preserve"> in 2024. It also operates OMGM </w:t>
-      </w:r>
-      <w:proofErr w:type="spellStart"/>
-      <w:r>
-        <w:rPr>
-          <w:sz w:val="32"/>
-          <w:szCs w:val="32"/>
-        </w:rPr>
-        <w:t>Extrusiontechnik</w:t>
-      </w:r>
-      <w:proofErr w:type="spellEnd"/>
-      <w:r>
-        <w:rPr>
-          <w:sz w:val="32"/>
-          <w:szCs w:val="32"/>
-        </w:rPr>
-        <w:t xml:space="preserve">, a joint venture with Italy's OMGM S.A.S. for monofilament and strapping extrusion equipment. </w:t>
+        <w:t xml:space="preserve">The company has also grown through acquisition and partnership: it acquired Leesona, a US-based precision winding equipment maker with over 130 years of history, in 2019, and J.J. Jenkins Inc., a synthetic fibre and monofilament machinery manufacturer, through Leesona in 2024. It also operates OMGM Extrusiontechnik, a joint venture with Italy's OMGM S.A.S. for monofilament and strapping extrusion equipment. </w:t>
       </w:r>
       <w:r>
         <w:rPr>
@@ -1507,21 +1338,12 @@
           <w:szCs w:val="32"/>
         </w:rPr>
       </w:pPr>
-      <w:proofErr w:type="spellStart"/>
-      <w:r>
-        <w:rPr>
-          <w:sz w:val="32"/>
-          <w:szCs w:val="32"/>
-        </w:rPr>
-        <w:t>Injectoplast</w:t>
-      </w:r>
-      <w:proofErr w:type="spellEnd"/>
-      <w:r>
-        <w:rPr>
-          <w:sz w:val="32"/>
-          <w:szCs w:val="32"/>
-        </w:rPr>
-        <w:t xml:space="preserve"> Private Limited — engineering plastic components for the automobile sector</w:t>
+      <w:r>
+        <w:rPr>
+          <w:sz w:val="32"/>
+          <w:szCs w:val="32"/>
+        </w:rPr>
+        <w:t>Injectoplast Private Limited — engineering plastic components for the automobile sector</w:t>
       </w:r>
     </w:p>
     <w:p>
@@ -1636,21 +1458,12 @@
           <w:szCs w:val="32"/>
         </w:rPr>
       </w:pPr>
-      <w:proofErr w:type="spellStart"/>
-      <w:r>
-        <w:rPr>
-          <w:sz w:val="32"/>
-          <w:szCs w:val="32"/>
-        </w:rPr>
-        <w:t>Lofil</w:t>
-      </w:r>
-      <w:proofErr w:type="spellEnd"/>
-      <w:r>
-        <w:rPr>
-          <w:sz w:val="32"/>
-          <w:szCs w:val="32"/>
-        </w:rPr>
-        <w:t xml:space="preserve"> Multifilament Lines — produce continuous multifilament polypropylene yarn used in sewing thread, ropes, and technical textile applications.</w:t>
+      <w:r>
+        <w:rPr>
+          <w:sz w:val="32"/>
+          <w:szCs w:val="32"/>
+        </w:rPr>
+        <w:t>Lofil Multifilament Lines — produce continuous multifilament polypropylene yarn used in sewing thread, ropes, and technical textile applications.</w:t>
       </w:r>
     </w:p>
     <w:p>
@@ -2258,23 +2071,7 @@
           <w:sz w:val="32"/>
           <w:szCs w:val="32"/>
         </w:rPr>
-        <w:t xml:space="preserve">Structured a production and quality dataset covering Lohia Corp's core machine categories — Circular Looms (Nova 10, Nova 82, LSL, CSN 4, FSN 4, Venti), Tape Extrusion Lines, </w:t>
-      </w:r>
-      <w:proofErr w:type="spellStart"/>
-      <w:r>
-        <w:rPr>
-          <w:sz w:val="32"/>
-          <w:szCs w:val="32"/>
-        </w:rPr>
-        <w:t>Lofil</w:t>
-      </w:r>
-      <w:proofErr w:type="spellEnd"/>
-      <w:r>
-        <w:rPr>
-          <w:sz w:val="32"/>
-          <w:szCs w:val="32"/>
-        </w:rPr>
-        <w:t xml:space="preserve"> </w:t>
+        <w:t xml:space="preserve">Structured a production and quality dataset covering Lohia Corp's core machine categories — Circular Looms (Nova 10, Nova 82, LSL, CSN 4, FSN 4, Venti), Tape Extrusion Lines, Lofil </w:t>
       </w:r>
       <w:r>
         <w:rPr>
@@ -2924,7 +2721,7 @@
                     <pic:cNvPicPr/>
                   </pic:nvPicPr>
                   <pic:blipFill>
-                    <a:blip r:embed="rId7">
+                    <a:blip r:embed="rId8">
                       <a:extLst>
                         <a:ext uri="{28A0092B-C50C-407E-A947-70E740481C1C}">
                           <a14:useLocalDpi xmlns:a14="http://schemas.microsoft.com/office/drawing/2010/main" val="0"/>
@@ -2986,7 +2783,6 @@
         </w:rPr>
         <w:t>(</w:t>
       </w:r>
-      <w:proofErr w:type="spellStart"/>
       <w:r>
         <w:rPr>
           <w:b/>
@@ -2997,7 +2793,6 @@
         </w:rPr>
         <w:t>i</w:t>
       </w:r>
-      <w:proofErr w:type="spellEnd"/>
       <w:r>
         <w:rPr>
           <w:b/>
@@ -3104,7 +2899,7 @@
                     <pic:cNvPicPr/>
                   </pic:nvPicPr>
                   <pic:blipFill>
-                    <a:blip r:embed="rId8">
+                    <a:blip r:embed="rId9">
                       <a:extLst>
                         <a:ext uri="{28A0092B-C50C-407E-A947-70E740481C1C}">
                           <a14:useLocalDpi xmlns:a14="http://schemas.microsoft.com/office/drawing/2010/main" val="0"/>
@@ -3796,7 +3591,7 @@
                     <pic:cNvPicPr/>
                   </pic:nvPicPr>
                   <pic:blipFill>
-                    <a:blip r:embed="rId9">
+                    <a:blip r:embed="rId10">
                       <a:extLst>
                         <a:ext uri="{28A0092B-C50C-407E-A947-70E740481C1C}">
                           <a14:useLocalDpi xmlns:a14="http://schemas.microsoft.com/office/drawing/2010/main" val="0"/>
@@ -3913,7 +3708,7 @@
                     <pic:cNvPicPr/>
                   </pic:nvPicPr>
                   <pic:blipFill>
-                    <a:blip r:embed="rId10">
+                    <a:blip r:embed="rId11">
                       <a:extLst>
                         <a:ext uri="{28A0092B-C50C-407E-A947-70E740481C1C}">
                           <a14:useLocalDpi xmlns:a14="http://schemas.microsoft.com/office/drawing/2010/main" val="0"/>
@@ -4056,7 +3851,7 @@
                     <pic:cNvPicPr/>
                   </pic:nvPicPr>
                   <pic:blipFill>
-                    <a:blip r:embed="rId11">
+                    <a:blip r:embed="rId12">
                       <a:extLst>
                         <a:ext uri="{28A0092B-C50C-407E-A947-70E740481C1C}">
                           <a14:useLocalDpi xmlns:a14="http://schemas.microsoft.com/office/drawing/2010/main" val="0"/>
@@ -4144,23 +3939,7 @@
           <w:sz w:val="32"/>
           <w:szCs w:val="32"/>
         </w:rPr>
-        <w:t xml:space="preserve">The dashboard is built around a structured dataset of 10,000 production and quality records, </w:t>
-      </w:r>
-      <w:proofErr w:type="spellStart"/>
-      <w:r>
-        <w:rPr>
-          <w:sz w:val="32"/>
-          <w:szCs w:val="32"/>
-        </w:rPr>
-        <w:t>modeled</w:t>
-      </w:r>
-      <w:proofErr w:type="spellEnd"/>
-      <w:r>
-        <w:rPr>
-          <w:sz w:val="32"/>
-          <w:szCs w:val="32"/>
-        </w:rPr>
-        <w:t xml:space="preserve"> on Lohia Corp's actual machine portfolio and plant structure. It is organized into three pages, each supporting a different level of analysis, moving from a plant-wide overview down to individual order and machine detail.</w:t>
+        <w:t>The dashboard is built around a structured dataset of 10,000 production and quality records, modeled on Lohia Corp's actual machine portfolio and plant structure. It is organized into three pages, each supporting a different level of analysis, moving from a plant-wide overview down to individual order and machine detail.</w:t>
       </w:r>
     </w:p>
     <w:p>
@@ -4221,7 +4000,7 @@
                     <pic:cNvPicPr/>
                   </pic:nvPicPr>
                   <pic:blipFill>
-                    <a:blip r:embed="rId12">
+                    <a:blip r:embed="rId13">
                       <a:extLst>
                         <a:ext uri="{28A0092B-C50C-407E-A947-70E740481C1C}">
                           <a14:useLocalDpi xmlns:a14="http://schemas.microsoft.com/office/drawing/2010/main" val="0"/>
@@ -4263,39 +4042,7 @@
           <w:sz w:val="32"/>
           <w:szCs w:val="32"/>
         </w:rPr>
-        <w:t xml:space="preserve">The underlying data model follows a star-schema pattern, with a central production/order fact table connected to dimension tables for machine, plant, and date. This structure was chosen over a single flat table because it keeps the dataset easier to maintain, lets DAX measures filter cleanly by any dimension, and mirrors how Power BI is designed to perform best at scale. Each machine record is tagged with its category (Circular Loom, Tape Extrusion Line, </w:t>
-      </w:r>
-      <w:proofErr w:type="spellStart"/>
-      <w:r>
-        <w:rPr>
-          <w:sz w:val="32"/>
-          <w:szCs w:val="32"/>
-        </w:rPr>
-        <w:t>Lofil</w:t>
-      </w:r>
-      <w:proofErr w:type="spellEnd"/>
-      <w:r>
-        <w:rPr>
-          <w:sz w:val="32"/>
-          <w:szCs w:val="32"/>
-        </w:rPr>
-        <w:t xml:space="preserve"> Multifilament Line, Lamination Line, Conversion Line, or Recycling Machine) and its plant (Kanpur or Bengaluru), so that every visual on every page can be sliced by either dimension without additional </w:t>
-      </w:r>
-      <w:proofErr w:type="spellStart"/>
-      <w:r>
-        <w:rPr>
-          <w:sz w:val="32"/>
-          <w:szCs w:val="32"/>
-        </w:rPr>
-        <w:t>modeling</w:t>
-      </w:r>
-      <w:proofErr w:type="spellEnd"/>
-      <w:r>
-        <w:rPr>
-          <w:sz w:val="32"/>
-          <w:szCs w:val="32"/>
-        </w:rPr>
-        <w:t xml:space="preserve"> work.</w:t>
+        <w:t>The underlying data model follows a star-schema pattern, with a central production/order fact table connected to dimension tables for machine, plant, and date. This structure was chosen over a single flat table because it keeps the dataset easier to maintain, lets DAX measures filter cleanly by any dimension, and mirrors how Power BI is designed to perform best at scale. Each machine record is tagged with its category (Circular Loom, Tape Extrusion Line, Lofil Multifilament Line, Lamination Line, Conversion Line, or Recycling Machine) and its plant (Kanpur or Bengaluru), so that every visual on every page can be sliced by either dimension without additional modeling work.</w:t>
       </w:r>
     </w:p>
     <w:p>
@@ -4353,55 +4100,7 @@
           <w:sz w:val="32"/>
           <w:szCs w:val="32"/>
         </w:rPr>
-        <w:t xml:space="preserve">Five KPI cards summarizing Target Achievement %, Delayed Orders %, </w:t>
-      </w:r>
-      <w:proofErr w:type="spellStart"/>
-      <w:r>
-        <w:rPr>
-          <w:sz w:val="32"/>
-          <w:szCs w:val="32"/>
-        </w:rPr>
-        <w:t>Avg</w:t>
-      </w:r>
-      <w:proofErr w:type="spellEnd"/>
-      <w:r>
-        <w:rPr>
-          <w:sz w:val="32"/>
-          <w:szCs w:val="32"/>
-        </w:rPr>
-        <w:t xml:space="preserve"> Defect Rate, </w:t>
-      </w:r>
-      <w:proofErr w:type="spellStart"/>
-      <w:r>
-        <w:rPr>
-          <w:sz w:val="32"/>
-          <w:szCs w:val="32"/>
-        </w:rPr>
-        <w:t>Avg</w:t>
-      </w:r>
-      <w:proofErr w:type="spellEnd"/>
-      <w:r>
-        <w:rPr>
-          <w:sz w:val="32"/>
-          <w:szCs w:val="32"/>
-        </w:rPr>
-        <w:t xml:space="preserve"> Production Efficiency, and </w:t>
-      </w:r>
-      <w:proofErr w:type="spellStart"/>
-      <w:r>
-        <w:rPr>
-          <w:sz w:val="32"/>
-          <w:szCs w:val="32"/>
-        </w:rPr>
-        <w:t>Avg</w:t>
-      </w:r>
-      <w:proofErr w:type="spellEnd"/>
-      <w:r>
-        <w:rPr>
-          <w:sz w:val="32"/>
-          <w:szCs w:val="32"/>
-        </w:rPr>
-        <w:t xml:space="preserve"> Downtime Hours at a glance</w:t>
+        <w:t>Five KPI cards summarizing Target Achievement %, Delayed Orders %, Avg Defect Rate, Avg Production Efficiency, and Avg Downtime Hours at a glance</w:t>
       </w:r>
     </w:p>
     <w:p>
@@ -4464,23 +4163,7 @@
           <w:sz w:val="32"/>
           <w:szCs w:val="32"/>
         </w:rPr>
-        <w:t xml:space="preserve">A </w:t>
-      </w:r>
-      <w:proofErr w:type="spellStart"/>
-      <w:r>
-        <w:rPr>
-          <w:sz w:val="32"/>
-          <w:szCs w:val="32"/>
-        </w:rPr>
-        <w:t>treemap</w:t>
-      </w:r>
-      <w:proofErr w:type="spellEnd"/>
-      <w:r>
-        <w:rPr>
-          <w:sz w:val="32"/>
-          <w:szCs w:val="32"/>
-        </w:rPr>
-        <w:t xml:space="preserve"> showing production volume distribution across machine categories, highlighting which categories are carrying the most production load</w:t>
+        <w:t>A treemap showing production volume distribution across machine categories, highlighting which categories are carrying the most production load</w:t>
       </w:r>
     </w:p>
     <w:p>
@@ -4708,7 +4391,7 @@
                     <pic:cNvPicPr/>
                   </pic:nvPicPr>
                   <pic:blipFill>
-                    <a:blip r:embed="rId13">
+                    <a:blip r:embed="rId14">
                       <a:extLst>
                         <a:ext uri="{28A0092B-C50C-407E-A947-70E740481C1C}">
                           <a14:useLocalDpi xmlns:a14="http://schemas.microsoft.com/office/drawing/2010/main" val="0"/>
@@ -5035,7 +4718,7 @@
                     <pic:cNvPicPr/>
                   </pic:nvPicPr>
                   <pic:blipFill>
-                    <a:blip r:embed="rId14" cstate="print">
+                    <a:blip r:embed="rId15" cstate="print">
                       <a:extLst>
                         <a:ext uri="{28A0092B-C50C-407E-A947-70E740481C1C}">
                           <a14:useLocalDpi xmlns:a14="http://schemas.microsoft.com/office/drawing/2010/main" val="0"/>
@@ -5206,7 +4889,7 @@
                     <pic:cNvPicPr/>
                   </pic:nvPicPr>
                   <pic:blipFill>
-                    <a:blip r:embed="rId15">
+                    <a:blip r:embed="rId16">
                       <a:extLst>
                         <a:ext uri="{28A0092B-C50C-407E-A947-70E740481C1C}">
                           <a14:useLocalDpi xmlns:a14="http://schemas.microsoft.com/office/drawing/2010/main" val="0"/>
@@ -5327,23 +5010,7 @@
           <w:sz w:val="32"/>
           <w:szCs w:val="32"/>
         </w:rPr>
-        <w:t xml:space="preserve">Power BI Desktop — data </w:t>
-      </w:r>
-      <w:proofErr w:type="spellStart"/>
-      <w:r>
-        <w:rPr>
-          <w:sz w:val="32"/>
-          <w:szCs w:val="32"/>
-        </w:rPr>
-        <w:t>modeling</w:t>
-      </w:r>
-      <w:proofErr w:type="spellEnd"/>
-      <w:r>
-        <w:rPr>
-          <w:sz w:val="32"/>
-          <w:szCs w:val="32"/>
-        </w:rPr>
-        <w:t xml:space="preserve"> and report creation</w:t>
+        <w:t>Power BI Desktop — data modeling and report creation</w:t>
       </w:r>
     </w:p>
     <w:p>
@@ -5646,55 +5313,7 @@
           <w:sz w:val="32"/>
           <w:szCs w:val="32"/>
         </w:rPr>
-        <w:t xml:space="preserve">Several DAX measures underpin the dashboard's KPIs. Target Achievement % tracks actual production against target across machines and plants, while Delayed Orders % flags the proportion of orders completed past their due date, which currently stands at approximately 9.77% overall. </w:t>
-      </w:r>
-      <w:proofErr w:type="spellStart"/>
-      <w:r>
-        <w:rPr>
-          <w:sz w:val="32"/>
-          <w:szCs w:val="32"/>
-        </w:rPr>
-        <w:t>Avg</w:t>
-      </w:r>
-      <w:proofErr w:type="spellEnd"/>
-      <w:r>
-        <w:rPr>
-          <w:sz w:val="32"/>
-          <w:szCs w:val="32"/>
-        </w:rPr>
-        <w:t xml:space="preserve"> Defect Rate measures the average quality defect rate per machine or order, and </w:t>
-      </w:r>
-      <w:proofErr w:type="spellStart"/>
-      <w:r>
-        <w:rPr>
-          <w:sz w:val="32"/>
-          <w:szCs w:val="32"/>
-        </w:rPr>
-        <w:t>Avg</w:t>
-      </w:r>
-      <w:proofErr w:type="spellEnd"/>
-      <w:r>
-        <w:rPr>
-          <w:sz w:val="32"/>
-          <w:szCs w:val="32"/>
-        </w:rPr>
-        <w:t xml:space="preserve"> Production Efficiency captures how efficiently production runs perform relative to standard output. </w:t>
-      </w:r>
-      <w:proofErr w:type="spellStart"/>
-      <w:r>
-        <w:rPr>
-          <w:sz w:val="32"/>
-          <w:szCs w:val="32"/>
-        </w:rPr>
-        <w:t>Avg</w:t>
-      </w:r>
-      <w:proofErr w:type="spellEnd"/>
-      <w:r>
-        <w:rPr>
-          <w:sz w:val="32"/>
-          <w:szCs w:val="32"/>
-        </w:rPr>
-        <w:t xml:space="preserve"> Downtime Hours tracks average machine downtime — a key driver of delayed orders — and Maintenance Count records the number of maintenance events per machine, which is used to correlate downtime against upkeep activity.</w:t>
+        <w:t>Several DAX measures underpin the dashboard's KPIs. Target Achievement % tracks actual production against target across machines and plants, while Delayed Orders % flags the proportion of orders completed past their due date, which currently stands at approximately 9.77% overall. Avg Defect Rate measures the average quality defect rate per machine or order, and Avg Production Efficiency captures how efficiently production runs perform relative to standard output. Avg Downtime Hours tracks average machine downtime — a key driver of delayed orders — and Maintenance Count records the number of maintenance events per machine, which is used to correlate downtime against upkeep activity.</w:t>
       </w:r>
     </w:p>
     <w:p>
@@ -5728,9 +5347,8 @@
           <w:sz w:val="32"/>
           <w:szCs w:val="32"/>
         </w:rPr>
-        <w:t>Target Achievement % = DIVIDE(SUM(Production[</w:t>
-      </w:r>
-      <w:proofErr w:type="spellStart"/>
+        <w:t>Target Achievement % = DIVIDE(SUM(Production[Actual</w:t>
+      </w:r>
       <w:r>
         <w:rPr>
           <w:i/>
@@ -5738,7 +5356,7 @@
           <w:sz w:val="32"/>
           <w:szCs w:val="32"/>
         </w:rPr>
-        <w:t>Actual</w:t>
+        <w:t>Orders</w:t>
       </w:r>
       <w:r>
         <w:rPr>
@@ -5747,9 +5365,8 @@
           <w:sz w:val="32"/>
           <w:szCs w:val="32"/>
         </w:rPr>
-        <w:t>Orders</w:t>
-      </w:r>
-      <w:proofErr w:type="spellEnd"/>
+        <w:t>]), SUM(Production[Target</w:t>
+      </w:r>
       <w:r>
         <w:rPr>
           <w:i/>
@@ -5757,9 +5374,8 @@
           <w:sz w:val="32"/>
           <w:szCs w:val="32"/>
         </w:rPr>
-        <w:t>]), SUM(Production[</w:t>
-      </w:r>
-      <w:proofErr w:type="spellStart"/>
+        <w:t>Orders</w:t>
+      </w:r>
       <w:r>
         <w:rPr>
           <w:i/>
@@ -5767,8 +5383,17 @@
           <w:sz w:val="32"/>
           <w:szCs w:val="32"/>
         </w:rPr>
-        <w:t>Target</w:t>
-      </w:r>
+        <w:t>]))</w:t>
+      </w:r>
+    </w:p>
+    <w:p>
+      <w:pPr>
+        <w:spacing w:after="160" w:line="276" w:lineRule="auto"/>
+        <w:rPr>
+          <w:sz w:val="32"/>
+          <w:szCs w:val="32"/>
+        </w:rPr>
+      </w:pPr>
       <w:r>
         <w:rPr>
           <w:i/>
@@ -5776,34 +5401,6 @@
           <w:sz w:val="32"/>
           <w:szCs w:val="32"/>
         </w:rPr>
-        <w:t>Orders</w:t>
-      </w:r>
-      <w:proofErr w:type="spellEnd"/>
-      <w:r>
-        <w:rPr>
-          <w:i/>
-          <w:iCs/>
-          <w:sz w:val="32"/>
-          <w:szCs w:val="32"/>
-        </w:rPr>
-        <w:t>]))</w:t>
-      </w:r>
-    </w:p>
-    <w:p>
-      <w:pPr>
-        <w:spacing w:after="160" w:line="276" w:lineRule="auto"/>
-        <w:rPr>
-          <w:sz w:val="32"/>
-          <w:szCs w:val="32"/>
-        </w:rPr>
-      </w:pPr>
-      <w:r>
-        <w:rPr>
-          <w:i/>
-          <w:iCs/>
-          <w:sz w:val="32"/>
-          <w:szCs w:val="32"/>
-        </w:rPr>
         <w:t>Delayed Orders % = DIVIDE(CALCULATE(COUNTROWS(Orders), Orders[Status] = "Delayed"), COUNTROWS(Orders))</w:t>
       </w:r>
     </w:p>
@@ -5861,23 +5458,7 @@
           <w:sz w:val="32"/>
           <w:szCs w:val="32"/>
         </w:rPr>
-        <w:t xml:space="preserve">Gauge, scatter, </w:t>
-      </w:r>
-      <w:proofErr w:type="spellStart"/>
-      <w:r>
-        <w:rPr>
-          <w:sz w:val="32"/>
-          <w:szCs w:val="32"/>
-        </w:rPr>
-        <w:t>treemap</w:t>
-      </w:r>
-      <w:proofErr w:type="spellEnd"/>
-      <w:r>
-        <w:rPr>
-          <w:sz w:val="32"/>
-          <w:szCs w:val="32"/>
-        </w:rPr>
-        <w:t>, area, and forecast line charts</w:t>
+        <w:t>Gauge, scatter, treemap, area, and forecast line charts</w:t>
       </w:r>
     </w:p>
     <w:p>
@@ -6003,23 +5584,7 @@
           <w:sz w:val="32"/>
           <w:szCs w:val="32"/>
         </w:rPr>
-        <w:t xml:space="preserve">Reviewed and resolved a matrix conditional-formatting </w:t>
-      </w:r>
-      <w:proofErr w:type="spellStart"/>
-      <w:r>
-        <w:rPr>
-          <w:sz w:val="32"/>
-          <w:szCs w:val="32"/>
-        </w:rPr>
-        <w:t>color</w:t>
-      </w:r>
-      <w:proofErr w:type="spellEnd"/>
-      <w:r>
-        <w:rPr>
-          <w:sz w:val="32"/>
-          <w:szCs w:val="32"/>
-        </w:rPr>
-        <w:t xml:space="preserve"> mismatch caused by inconsistent field-context aggregation</w:t>
+        <w:t>Reviewed and resolved a matrix conditional-formatting color mismatch caused by inconsistent field-context aggregation</w:t>
       </w:r>
     </w:p>
     <w:p>
@@ -6489,23 +6054,7 @@
           <w:sz w:val="32"/>
           <w:szCs w:val="32"/>
         </w:rPr>
-        <w:t xml:space="preserve">Balancing detail with usability — early drafts of the dashboard included more visuals than a plant manager would realistically use day-to-day; part of the design process was learning to cut detail in </w:t>
-      </w:r>
-      <w:proofErr w:type="spellStart"/>
-      <w:r>
-        <w:rPr>
-          <w:sz w:val="32"/>
-          <w:szCs w:val="32"/>
-        </w:rPr>
-        <w:t>favor</w:t>
-      </w:r>
-      <w:proofErr w:type="spellEnd"/>
-      <w:r>
-        <w:rPr>
-          <w:sz w:val="32"/>
-          <w:szCs w:val="32"/>
-        </w:rPr>
-        <w:t xml:space="preserve"> of clarity</w:t>
+        <w:t>Balancing detail with usability — early drafts of the dashboard included more visuals than a plant manager would realistically use day-to-day; part of the design process was learning to cut detail in favor of clarity</w:t>
       </w:r>
     </w:p>
     <w:p>
@@ -7151,23 +6700,7 @@
           <w:sz w:val="32"/>
           <w:szCs w:val="32"/>
         </w:rPr>
-        <w:t xml:space="preserve">Star Schema — a data </w:t>
-      </w:r>
-      <w:proofErr w:type="spellStart"/>
-      <w:r>
-        <w:rPr>
-          <w:sz w:val="32"/>
-          <w:szCs w:val="32"/>
-        </w:rPr>
-        <w:t>modeling</w:t>
-      </w:r>
-      <w:proofErr w:type="spellEnd"/>
-      <w:r>
-        <w:rPr>
-          <w:sz w:val="32"/>
-          <w:szCs w:val="32"/>
-        </w:rPr>
-        <w:t xml:space="preserve"> pattern with a central fact table connected to surrounding dimension tables, used for efficient filtering and aggregation</w:t>
+        <w:t>Star Schema — a data modeling pattern with a central fact table connected to surrounding dimension tables, used for efficient filtering and aggregation</w:t>
       </w:r>
     </w:p>
     <w:p>
@@ -7349,8 +6882,8 @@
       </w:r>
     </w:p>
     <w:sectPr>
-      <w:headerReference w:type="default" r:id="rId16"/>
-      <w:footerReference w:type="default" r:id="rId17"/>
+      <w:headerReference w:type="default" r:id="rId17"/>
+      <w:footerReference w:type="default" r:id="rId18"/>
       <w:pgSz w:w="12240" w:h="15840"/>
       <w:pgMar w:top="1440" w:right="1440" w:bottom="1440" w:left="1440" w:header="708" w:footer="708" w:gutter="0"/>
       <w:cols w:space="720"/>
@@ -8515,4 +8048,16 @@
     </a:ext>
   </a:extLst>
 </a:theme>
+</file>
+
+<file path=customXml/item1.xml><?xml version="1.0" encoding="utf-8"?>
+<b:Sources xmlns:b="http://schemas.openxmlformats.org/officeDocument/2006/bibliography" xmlns="http://schemas.openxmlformats.org/officeDocument/2006/bibliography" SelectedStyle="\APASixthEditionOfficeOnline.xsl" StyleName="APA" Version="6"/>
+</file>
+
+<file path=customXml/itemProps1.xml><?xml version="1.0" encoding="utf-8"?>
+<ds:datastoreItem xmlns:ds="http://schemas.openxmlformats.org/officeDocument/2006/customXml" ds:itemID="{CE1FA04A-221E-4322-B821-511E994595CE}">
+  <ds:schemaRefs>
+    <ds:schemaRef ds:uri="http://schemas.openxmlformats.org/officeDocument/2006/bibliography"/>
+  </ds:schemaRefs>
+</ds:datastoreItem>
 </file>